--- a/templates/证人谈话笔录（暴力伤害案件）.docx
+++ b/templates/证人谈话笔录（暴力伤害案件）.docx
@@ -99,7 +99,7 @@
           <w:szCs w:val="30"/>
           <w:u w:val="single"/>
         </w:rPr>
-        <w:t>{</w:t>
+        <w:t>{{</w:t>
       </w:r>
       <w:r>
         <w:rPr>
@@ -117,16 +117,34 @@
           <w:szCs w:val="30"/>
           <w:u w:val="single"/>
         </w:rPr>
-        <w:t>}</w:t>
-      </w:r>
-      <w:r>
-        <w:rPr>
-          <w:rFonts w:hAnsi="宋体" w:cs="宋体" w:hint="eastAsia"/>
-          <w:sz w:val="30"/>
-          <w:szCs w:val="30"/>
-          <w:u w:val="single"/>
-        </w:rPr>
-        <w:t>{当前时间}</w:t>
+        <w:t>}}</w:t>
+      </w:r>
+      <w:r>
+        <w:rPr>
+          <w:rFonts w:hAnsi="宋体" w:cs="宋体" w:hint="eastAsia"/>
+          <w:sz w:val="30"/>
+          <w:szCs w:val="30"/>
+          <w:u w:val="single"/>
+        </w:rPr>
+        <w:t>{{</w:t>
+      </w:r>
+      <w:r>
+        <w:rPr>
+          <w:rFonts w:hAnsi="宋体" w:cs="宋体" w:hint="eastAsia"/>
+          <w:sz w:val="30"/>
+          <w:szCs w:val="30"/>
+          <w:u w:val="single"/>
+        </w:rPr>
+        <w:t>当前时间</w:t>
+      </w:r>
+      <w:r>
+        <w:rPr>
+          <w:rFonts w:hAnsi="宋体" w:cs="宋体" w:hint="eastAsia"/>
+          <w:sz w:val="30"/>
+          <w:szCs w:val="30"/>
+          <w:u w:val="single"/>
+        </w:rPr>
+        <w:t>}}</w:t>
       </w:r>
     </w:p>
     <w:p>
@@ -193,7 +211,16 @@
           <w:szCs w:val="30"/>
           <w:u w:val="single"/>
         </w:rPr>
-        <w:t xml:space="preserve">  {</w:t>
+        <w:t xml:space="preserve">  </w:t>
+      </w:r>
+      <w:r>
+        <w:rPr>
+          <w:rFonts w:hAnsi="宋体" w:cs="宋体"/>
+          <w:sz w:val="30"/>
+          <w:szCs w:val="30"/>
+          <w:u w:val="single"/>
+        </w:rPr>
+        <w:t>{{</w:t>
       </w:r>
       <w:r>
         <w:rPr>
@@ -211,7 +238,7 @@
           <w:szCs w:val="30"/>
           <w:u w:val="single"/>
         </w:rPr>
-        <w:t>}</w:t>
+        <w:t>}}</w:t>
       </w:r>
       <w:r>
         <w:rPr>
@@ -237,7 +264,43 @@
           <w:szCs w:val="30"/>
           <w:u w:val="single"/>
         </w:rPr>
-        <w:t xml:space="preserve"> {证人性别} </w:t>
+        <w:t xml:space="preserve"> </w:t>
+      </w:r>
+      <w:r>
+        <w:rPr>
+          <w:rFonts w:hAnsi="宋体" w:cs="宋体" w:hint="eastAsia"/>
+          <w:sz w:val="30"/>
+          <w:szCs w:val="30"/>
+          <w:u w:val="single"/>
+        </w:rPr>
+        <w:t>{{</w:t>
+      </w:r>
+      <w:r>
+        <w:rPr>
+          <w:rFonts w:hAnsi="宋体" w:cs="宋体" w:hint="eastAsia"/>
+          <w:sz w:val="30"/>
+          <w:szCs w:val="30"/>
+          <w:u w:val="single"/>
+        </w:rPr>
+        <w:t>证人性别</w:t>
+      </w:r>
+      <w:r>
+        <w:rPr>
+          <w:rFonts w:hAnsi="宋体" w:cs="宋体" w:hint="eastAsia"/>
+          <w:sz w:val="30"/>
+          <w:szCs w:val="30"/>
+          <w:u w:val="single"/>
+        </w:rPr>
+        <w:t>}}</w:t>
+      </w:r>
+      <w:r>
+        <w:rPr>
+          <w:rFonts w:hAnsi="宋体" w:cs="宋体" w:hint="eastAsia"/>
+          <w:sz w:val="30"/>
+          <w:szCs w:val="30"/>
+          <w:u w:val="single"/>
+        </w:rPr>
+        <w:t xml:space="preserve"> </w:t>
       </w:r>
       <w:r>
         <w:rPr>
@@ -254,7 +317,43 @@
           <w:szCs w:val="30"/>
           <w:u w:val="single"/>
         </w:rPr>
-        <w:t xml:space="preserve"> {证人年龄} </w:t>
+        <w:t xml:space="preserve"> </w:t>
+      </w:r>
+      <w:r>
+        <w:rPr>
+          <w:rFonts w:hAnsi="宋体" w:cs="宋体" w:hint="eastAsia"/>
+          <w:sz w:val="30"/>
+          <w:szCs w:val="30"/>
+          <w:u w:val="single"/>
+        </w:rPr>
+        <w:t>{{</w:t>
+      </w:r>
+      <w:r>
+        <w:rPr>
+          <w:rFonts w:hAnsi="宋体" w:cs="宋体" w:hint="eastAsia"/>
+          <w:sz w:val="30"/>
+          <w:szCs w:val="30"/>
+          <w:u w:val="single"/>
+        </w:rPr>
+        <w:t>证人年龄</w:t>
+      </w:r>
+      <w:r>
+        <w:rPr>
+          <w:rFonts w:hAnsi="宋体" w:cs="宋体" w:hint="eastAsia"/>
+          <w:sz w:val="30"/>
+          <w:szCs w:val="30"/>
+          <w:u w:val="single"/>
+        </w:rPr>
+        <w:t>}}</w:t>
+      </w:r>
+      <w:r>
+        <w:rPr>
+          <w:rFonts w:hAnsi="宋体" w:cs="宋体" w:hint="eastAsia"/>
+          <w:sz w:val="30"/>
+          <w:szCs w:val="30"/>
+          <w:u w:val="single"/>
+        </w:rPr>
+        <w:t xml:space="preserve"> </w:t>
       </w:r>
     </w:p>
     <w:p>
@@ -300,17 +399,44 @@
           <w:szCs w:val="30"/>
           <w:u w:val="single"/>
         </w:rPr>
-        <w:t xml:space="preserve"> {证人身份证}</w:t>
-      </w:r>
-      <w:r>
-        <w:rPr>
-          <w:rFonts w:hAnsi="宋体" w:cs="宋体"/>
-          <w:sz w:val="30"/>
-          <w:szCs w:val="30"/>
-          <w:u w:val="single"/>
-        </w:rPr>
         <w:t xml:space="preserve"> </w:t>
       </w:r>
+      <w:r>
+        <w:rPr>
+          <w:rFonts w:hAnsi="宋体" w:cs="宋体" w:hint="eastAsia"/>
+          <w:sz w:val="30"/>
+          <w:szCs w:val="30"/>
+          <w:u w:val="single"/>
+        </w:rPr>
+        <w:t>{{</w:t>
+      </w:r>
+      <w:r>
+        <w:rPr>
+          <w:rFonts w:hAnsi="宋体" w:cs="宋体" w:hint="eastAsia"/>
+          <w:sz w:val="30"/>
+          <w:szCs w:val="30"/>
+          <w:u w:val="single"/>
+        </w:rPr>
+        <w:t>证人身份证</w:t>
+      </w:r>
+      <w:r>
+        <w:rPr>
+          <w:rFonts w:hAnsi="宋体" w:cs="宋体" w:hint="eastAsia"/>
+          <w:sz w:val="30"/>
+          <w:szCs w:val="30"/>
+          <w:u w:val="single"/>
+        </w:rPr>
+        <w:t>}}</w:t>
+      </w:r>
+      <w:r>
+        <w:rPr>
+          <w:rFonts w:hAnsi="宋体" w:cs="宋体"/>
+          <w:sz w:val="30"/>
+          <w:szCs w:val="30"/>
+          <w:u w:val="single"/>
+        </w:rPr>
+        <w:t xml:space="preserve"> </w:t>
+      </w:r>
     </w:p>
     <w:p>
       <w:pPr>
@@ -338,7 +464,25 @@
           <w:szCs w:val="30"/>
           <w:u w:val="single"/>
         </w:rPr>
-        <w:t>{证人身份证地址}</w:t>
+        <w:t>{{</w:t>
+      </w:r>
+      <w:r>
+        <w:rPr>
+          <w:rFonts w:hAnsi="宋体" w:cs="宋体" w:hint="eastAsia"/>
+          <w:sz w:val="30"/>
+          <w:szCs w:val="30"/>
+          <w:u w:val="single"/>
+        </w:rPr>
+        <w:t>证人身份证地址</w:t>
+      </w:r>
+      <w:r>
+        <w:rPr>
+          <w:rFonts w:hAnsi="宋体" w:cs="宋体" w:hint="eastAsia"/>
+          <w:sz w:val="30"/>
+          <w:szCs w:val="30"/>
+          <w:u w:val="single"/>
+        </w:rPr>
+        <w:t>}}</w:t>
       </w:r>
     </w:p>
     <w:p>
@@ -376,7 +520,25 @@
           <w:szCs w:val="30"/>
           <w:u w:val="single"/>
         </w:rPr>
-        <w:t>{用人单位}</w:t>
+        <w:t>{{</w:t>
+      </w:r>
+      <w:r>
+        <w:rPr>
+          <w:rFonts w:hAnsi="宋体" w:cs="宋体" w:hint="eastAsia"/>
+          <w:sz w:val="30"/>
+          <w:szCs w:val="30"/>
+          <w:u w:val="single"/>
+        </w:rPr>
+        <w:t>用人单位</w:t>
+      </w:r>
+      <w:r>
+        <w:rPr>
+          <w:rFonts w:hAnsi="宋体" w:cs="宋体" w:hint="eastAsia"/>
+          <w:sz w:val="30"/>
+          <w:szCs w:val="30"/>
+          <w:u w:val="single"/>
+        </w:rPr>
+        <w:t>}}</w:t>
       </w:r>
       <w:r>
         <w:rPr>
@@ -402,7 +564,43 @@
           <w:szCs w:val="30"/>
           <w:u w:val="single"/>
         </w:rPr>
-        <w:t xml:space="preserve">  {证人岗位}  </w:t>
+        <w:t xml:space="preserve">  </w:t>
+      </w:r>
+      <w:r>
+        <w:rPr>
+          <w:rFonts w:hAnsi="宋体" w:cs="宋体" w:hint="eastAsia"/>
+          <w:sz w:val="30"/>
+          <w:szCs w:val="30"/>
+          <w:u w:val="single"/>
+        </w:rPr>
+        <w:t>{{</w:t>
+      </w:r>
+      <w:r>
+        <w:rPr>
+          <w:rFonts w:hAnsi="宋体" w:cs="宋体" w:hint="eastAsia"/>
+          <w:sz w:val="30"/>
+          <w:szCs w:val="30"/>
+          <w:u w:val="single"/>
+        </w:rPr>
+        <w:t>证人岗位</w:t>
+      </w:r>
+      <w:r>
+        <w:rPr>
+          <w:rFonts w:hAnsi="宋体" w:cs="宋体" w:hint="eastAsia"/>
+          <w:sz w:val="30"/>
+          <w:szCs w:val="30"/>
+          <w:u w:val="single"/>
+        </w:rPr>
+        <w:t>}}</w:t>
+      </w:r>
+      <w:r>
+        <w:rPr>
+          <w:rFonts w:hAnsi="宋体" w:cs="宋体" w:hint="eastAsia"/>
+          <w:sz w:val="30"/>
+          <w:szCs w:val="30"/>
+          <w:u w:val="single"/>
+        </w:rPr>
+        <w:t xml:space="preserve">  </w:t>
       </w:r>
     </w:p>
     <w:p>
@@ -431,7 +629,25 @@
           <w:szCs w:val="30"/>
           <w:u w:val="single"/>
         </w:rPr>
-        <w:t xml:space="preserve">   {证人</w:t>
+        <w:t xml:space="preserve">   </w:t>
+      </w:r>
+      <w:r>
+        <w:rPr>
+          <w:rFonts w:hAnsi="宋体" w:cs="宋体" w:hint="eastAsia"/>
+          <w:sz w:val="30"/>
+          <w:szCs w:val="30"/>
+          <w:u w:val="single"/>
+        </w:rPr>
+        <w:t>{{</w:t>
+      </w:r>
+      <w:r>
+        <w:rPr>
+          <w:rFonts w:hAnsi="宋体" w:cs="宋体" w:hint="eastAsia"/>
+          <w:sz w:val="30"/>
+          <w:szCs w:val="30"/>
+          <w:u w:val="single"/>
+        </w:rPr>
+        <w:t>证人</w:t>
       </w:r>
       <w:r>
         <w:rPr>
@@ -449,7 +665,16 @@
           <w:szCs w:val="30"/>
           <w:u w:val="single"/>
         </w:rPr>
-        <w:t xml:space="preserve">}   </w:t>
+        <w:t>}}</w:t>
+      </w:r>
+      <w:r>
+        <w:rPr>
+          <w:rFonts w:hAnsi="宋体" w:cs="宋体" w:hint="eastAsia"/>
+          <w:sz w:val="30"/>
+          <w:szCs w:val="30"/>
+          <w:u w:val="single"/>
+        </w:rPr>
+        <w:t xml:space="preserve">   </w:t>
       </w:r>
       <w:r>
         <w:rPr>
@@ -512,7 +737,16 @@
           <w:szCs w:val="30"/>
           <w:u w:val="single"/>
         </w:rPr>
-        <w:t xml:space="preserve">   {</w:t>
+        <w:t xml:space="preserve">   </w:t>
+      </w:r>
+      <w:r>
+        <w:rPr>
+          <w:rFonts w:hAnsi="宋体" w:cs="宋体" w:hint="eastAsia"/>
+          <w:sz w:val="30"/>
+          <w:szCs w:val="30"/>
+          <w:u w:val="single"/>
+        </w:rPr>
+        <w:t>{{</w:t>
       </w:r>
       <w:r>
         <w:rPr>
@@ -530,7 +764,7 @@
           <w:szCs w:val="30"/>
           <w:u w:val="single"/>
         </w:rPr>
-        <w:t>}</w:t>
+        <w:t>}}</w:t>
       </w:r>
       <w:bookmarkStart w:id="0" w:name="_GoBack"/>
       <w:bookmarkEnd w:id="0"/>
@@ -600,7 +834,7 @@
           <w:szCs w:val="30"/>
           <w:u w:val="single"/>
         </w:rPr>
-        <w:t>{受伤职工}</w:t>
+        <w:t>{{</w:t>
       </w:r>
       <w:r>
         <w:rPr>
@@ -611,6 +845,28 @@
           <w:szCs w:val="30"/>
           <w:u w:val="single"/>
         </w:rPr>
+        <w:t>受伤职工</w:t>
+      </w:r>
+      <w:r>
+        <w:rPr>
+          <w:rFonts w:hAnsi="宋体" w:cs="宋体"/>
+          <w:b/>
+          <w:bCs/>
+          <w:sz w:val="30"/>
+          <w:szCs w:val="30"/>
+          <w:u w:val="single"/>
+        </w:rPr>
+        <w:t>}}</w:t>
+      </w:r>
+      <w:r>
+        <w:rPr>
+          <w:rFonts w:hAnsi="宋体" w:cs="宋体"/>
+          <w:b/>
+          <w:bCs/>
+          <w:sz w:val="30"/>
+          <w:szCs w:val="30"/>
+          <w:u w:val="single"/>
+        </w:rPr>
         <w:t xml:space="preserve"> </w:t>
       </w:r>
       <w:r>
@@ -636,7 +892,7 @@
         <w:pStyle w:val="a3"/>
         <w:spacing w:line="520" w:lineRule="exact"/>
         <w:rPr>
-          <w:rFonts w:hAnsi="宋体" w:cs="宋体" w:hint="eastAsia"/>
+          <w:rFonts w:hAnsi="宋体" w:cs="宋体"/>
           <w:sz w:val="30"/>
           <w:szCs w:val="30"/>
           <w:u w:val="single"/>
@@ -660,7 +916,7 @@
         </w:tabs>
         <w:spacing w:line="520" w:lineRule="exact"/>
         <w:rPr>
-          <w:rFonts w:hAnsi="宋体" w:cs="宋体" w:hint="eastAsia"/>
+          <w:rFonts w:hAnsi="宋体" w:cs="宋体"/>
           <w:sz w:val="30"/>
           <w:szCs w:val="30"/>
           <w:u w:val="single"/>
@@ -697,7 +953,34 @@
           <w:szCs w:val="30"/>
           <w:u w:val="single"/>
         </w:rPr>
-        <w:t>答：{自我介绍}</w:t>
+        <w:t>答：</w:t>
+      </w:r>
+      <w:r>
+        <w:rPr>
+          <w:rFonts w:hAnsi="宋体" w:cs="宋体" w:hint="eastAsia"/>
+          <w:sz w:val="30"/>
+          <w:szCs w:val="30"/>
+          <w:u w:val="single"/>
+        </w:rPr>
+        <w:t>{{</w:t>
+      </w:r>
+      <w:r>
+        <w:rPr>
+          <w:rFonts w:hAnsi="宋体" w:cs="宋体" w:hint="eastAsia"/>
+          <w:sz w:val="30"/>
+          <w:szCs w:val="30"/>
+          <w:u w:val="single"/>
+        </w:rPr>
+        <w:t>自我介绍</w:t>
+      </w:r>
+      <w:r>
+        <w:rPr>
+          <w:rFonts w:hAnsi="宋体" w:cs="宋体" w:hint="eastAsia"/>
+          <w:sz w:val="30"/>
+          <w:szCs w:val="30"/>
+          <w:u w:val="single"/>
+        </w:rPr>
+        <w:t>}}</w:t>
       </w:r>
     </w:p>
     <w:p>
@@ -730,7 +1013,25 @@
           <w:szCs w:val="30"/>
           <w:u w:val="single"/>
         </w:rPr>
-        <w:t>{受伤职工}</w:t>
+        <w:t>{{</w:t>
+      </w:r>
+      <w:r>
+        <w:rPr>
+          <w:rFonts w:hAnsi="宋体" w:cs="宋体"/>
+          <w:sz w:val="30"/>
+          <w:szCs w:val="30"/>
+          <w:u w:val="single"/>
+        </w:rPr>
+        <w:t>受伤职工</w:t>
+      </w:r>
+      <w:r>
+        <w:rPr>
+          <w:rFonts w:hAnsi="宋体" w:cs="宋体"/>
+          <w:sz w:val="30"/>
+          <w:szCs w:val="30"/>
+          <w:u w:val="single"/>
+        </w:rPr>
+        <w:t>}}</w:t>
       </w:r>
       <w:r>
         <w:rPr>
@@ -770,7 +1071,25 @@
           <w:szCs w:val="30"/>
           <w:u w:val="single"/>
         </w:rPr>
-        <w:t>{受伤职工}</w:t>
+        <w:t>{{</w:t>
+      </w:r>
+      <w:r>
+        <w:rPr>
+          <w:rFonts w:hAnsi="宋体" w:cs="宋体" w:hint="eastAsia"/>
+          <w:sz w:val="30"/>
+          <w:szCs w:val="30"/>
+          <w:u w:val="single"/>
+        </w:rPr>
+        <w:t>受伤职工</w:t>
+      </w:r>
+      <w:r>
+        <w:rPr>
+          <w:rFonts w:hAnsi="宋体" w:cs="宋体" w:hint="eastAsia"/>
+          <w:sz w:val="30"/>
+          <w:szCs w:val="30"/>
+          <w:u w:val="single"/>
+        </w:rPr>
+        <w:t>}}</w:t>
       </w:r>
       <w:r>
         <w:rPr>
@@ -812,7 +1131,25 @@
           <w:szCs w:val="30"/>
           <w:u w:val="single"/>
         </w:rPr>
-        <w:t>{受伤职工}</w:t>
+        <w:t>{{</w:t>
+      </w:r>
+      <w:r>
+        <w:rPr>
+          <w:rFonts w:hAnsi="宋体" w:cs="宋体" w:hint="eastAsia"/>
+          <w:sz w:val="30"/>
+          <w:szCs w:val="30"/>
+          <w:u w:val="single"/>
+        </w:rPr>
+        <w:t>受伤职工</w:t>
+      </w:r>
+      <w:r>
+        <w:rPr>
+          <w:rFonts w:hAnsi="宋体" w:cs="宋体" w:hint="eastAsia"/>
+          <w:sz w:val="30"/>
+          <w:szCs w:val="30"/>
+          <w:u w:val="single"/>
+        </w:rPr>
+        <w:t>}}</w:t>
       </w:r>
       <w:r>
         <w:rPr>
@@ -851,7 +1188,25 @@
           <w:szCs w:val="30"/>
           <w:u w:val="single"/>
         </w:rPr>
-        <w:t>{受伤职工}</w:t>
+        <w:t>{{</w:t>
+      </w:r>
+      <w:r>
+        <w:rPr>
+          <w:rFonts w:hAnsi="宋体" w:cs="宋体" w:hint="eastAsia"/>
+          <w:sz w:val="30"/>
+          <w:szCs w:val="30"/>
+          <w:u w:val="single"/>
+        </w:rPr>
+        <w:t>受伤职工</w:t>
+      </w:r>
+      <w:r>
+        <w:rPr>
+          <w:rFonts w:hAnsi="宋体" w:cs="宋体" w:hint="eastAsia"/>
+          <w:sz w:val="30"/>
+          <w:szCs w:val="30"/>
+          <w:u w:val="single"/>
+        </w:rPr>
+        <w:t>}}</w:t>
       </w:r>
       <w:r>
         <w:rPr>
@@ -995,7 +1350,25 @@
           <w:szCs w:val="30"/>
           <w:u w:val="single"/>
         </w:rPr>
-        <w:t>{受伤职工}</w:t>
+        <w:t>{{</w:t>
+      </w:r>
+      <w:r>
+        <w:rPr>
+          <w:rFonts w:hAnsi="宋体" w:cs="宋体"/>
+          <w:sz w:val="30"/>
+          <w:szCs w:val="30"/>
+          <w:u w:val="single"/>
+        </w:rPr>
+        <w:t>受伤职工</w:t>
+      </w:r>
+      <w:r>
+        <w:rPr>
+          <w:rFonts w:hAnsi="宋体" w:cs="宋体"/>
+          <w:sz w:val="30"/>
+          <w:szCs w:val="30"/>
+          <w:u w:val="single"/>
+        </w:rPr>
+        <w:t>}}</w:t>
       </w:r>
       <w:r>
         <w:rPr>
@@ -1013,7 +1386,25 @@
           <w:szCs w:val="30"/>
           <w:u w:val="single"/>
         </w:rPr>
-        <w:t>{受伤职工}</w:t>
+        <w:t>{{</w:t>
+      </w:r>
+      <w:r>
+        <w:rPr>
+          <w:rFonts w:hAnsi="宋体" w:cs="宋体"/>
+          <w:sz w:val="30"/>
+          <w:szCs w:val="30"/>
+          <w:u w:val="single"/>
+        </w:rPr>
+        <w:t>受伤职工</w:t>
+      </w:r>
+      <w:r>
+        <w:rPr>
+          <w:rFonts w:hAnsi="宋体" w:cs="宋体"/>
+          <w:sz w:val="30"/>
+          <w:szCs w:val="30"/>
+          <w:u w:val="single"/>
+        </w:rPr>
+        <w:t>}}</w:t>
       </w:r>
       <w:r>
         <w:rPr>
@@ -1031,7 +1422,25 @@
           <w:szCs w:val="30"/>
           <w:u w:val="single"/>
         </w:rPr>
-        <w:t>{受伤职工}</w:t>
+        <w:t>{{</w:t>
+      </w:r>
+      <w:r>
+        <w:rPr>
+          <w:rFonts w:hAnsi="宋体" w:cs="宋体"/>
+          <w:sz w:val="30"/>
+          <w:szCs w:val="30"/>
+          <w:u w:val="single"/>
+        </w:rPr>
+        <w:t>受伤职工</w:t>
+      </w:r>
+      <w:r>
+        <w:rPr>
+          <w:rFonts w:hAnsi="宋体" w:cs="宋体"/>
+          <w:sz w:val="30"/>
+          <w:szCs w:val="30"/>
+          <w:u w:val="single"/>
+        </w:rPr>
+        <w:t>}}</w:t>
       </w:r>
       <w:r>
         <w:rPr>
@@ -1049,7 +1458,25 @@
           <w:szCs w:val="30"/>
           <w:u w:val="single"/>
         </w:rPr>
-        <w:t>{受伤职工}</w:t>
+        <w:t>{{</w:t>
+      </w:r>
+      <w:r>
+        <w:rPr>
+          <w:rFonts w:hAnsi="宋体" w:cs="宋体"/>
+          <w:sz w:val="30"/>
+          <w:szCs w:val="30"/>
+          <w:u w:val="single"/>
+        </w:rPr>
+        <w:t>受伤职工</w:t>
+      </w:r>
+      <w:r>
+        <w:rPr>
+          <w:rFonts w:hAnsi="宋体" w:cs="宋体"/>
+          <w:sz w:val="30"/>
+          <w:szCs w:val="30"/>
+          <w:u w:val="single"/>
+        </w:rPr>
+        <w:t>}}</w:t>
       </w:r>
       <w:r>
         <w:rPr>
@@ -1067,7 +1494,25 @@
           <w:szCs w:val="30"/>
           <w:u w:val="single"/>
         </w:rPr>
-        <w:t>{受伤职工}</w:t>
+        <w:t>{{</w:t>
+      </w:r>
+      <w:r>
+        <w:rPr>
+          <w:rFonts w:hAnsi="宋体" w:cs="宋体"/>
+          <w:sz w:val="30"/>
+          <w:szCs w:val="30"/>
+          <w:u w:val="single"/>
+        </w:rPr>
+        <w:t>受伤职工</w:t>
+      </w:r>
+      <w:r>
+        <w:rPr>
+          <w:rFonts w:hAnsi="宋体" w:cs="宋体"/>
+          <w:sz w:val="30"/>
+          <w:szCs w:val="30"/>
+          <w:u w:val="single"/>
+        </w:rPr>
+        <w:t>}}</w:t>
       </w:r>
       <w:r>
         <w:rPr>
@@ -1106,7 +1551,25 @@
           <w:szCs w:val="30"/>
           <w:u w:val="single"/>
         </w:rPr>
-        <w:t>{受伤职工}</w:t>
+        <w:t>{{</w:t>
+      </w:r>
+      <w:r>
+        <w:rPr>
+          <w:rFonts w:hAnsi="宋体" w:cs="宋体"/>
+          <w:sz w:val="30"/>
+          <w:szCs w:val="30"/>
+          <w:u w:val="single"/>
+        </w:rPr>
+        <w:t>受伤职工</w:t>
+      </w:r>
+      <w:r>
+        <w:rPr>
+          <w:rFonts w:hAnsi="宋体" w:cs="宋体"/>
+          <w:sz w:val="30"/>
+          <w:szCs w:val="30"/>
+          <w:u w:val="single"/>
+        </w:rPr>
+        <w:t>}}</w:t>
       </w:r>
       <w:r>
         <w:rPr>
@@ -1166,16 +1629,34 @@
           <w:szCs w:val="30"/>
           <w:u w:val="single"/>
         </w:rPr>
-        <w:t>{受伤职工}</w:t>
-      </w:r>
-      <w:r>
-        <w:rPr>
-          <w:rFonts w:hAnsi="宋体" w:cs="宋体" w:hint="eastAsia"/>
-          <w:sz w:val="30"/>
-          <w:szCs w:val="30"/>
-          <w:u w:val="single"/>
-        </w:rPr>
-        <w:t>与他之前是否有个人矛盾或恩</w:t>
+        <w:t>{{</w:t>
+      </w:r>
+      <w:r>
+        <w:rPr>
+          <w:rFonts w:hAnsi="宋体" w:cs="宋体"/>
+          <w:sz w:val="30"/>
+          <w:szCs w:val="30"/>
+          <w:u w:val="single"/>
+        </w:rPr>
+        <w:t>受伤职工</w:t>
+      </w:r>
+      <w:r>
+        <w:rPr>
+          <w:rFonts w:hAnsi="宋体" w:cs="宋体"/>
+          <w:sz w:val="30"/>
+          <w:szCs w:val="30"/>
+          <w:u w:val="single"/>
+        </w:rPr>
+        <w:t>}}</w:t>
+      </w:r>
+      <w:r>
+        <w:rPr>
+          <w:rFonts w:hAnsi="宋体" w:cs="宋体" w:hint="eastAsia"/>
+          <w:sz w:val="30"/>
+          <w:szCs w:val="30"/>
+          <w:u w:val="single"/>
+        </w:rPr>
+        <w:t>与他之前是否有个人矛盾或</w:t>
       </w:r>
       <w:r>
         <w:rPr>
@@ -1185,7 +1666,7 @@
           <w:u w:val="single"/>
         </w:rPr>
         <w:lastRenderedPageBreak/>
-        <w:t>怨？</w:t>
+        <w:t>恩怨？</w:t>
       </w:r>
     </w:p>
     <w:p>
@@ -1215,7 +1696,25 @@
           <w:szCs w:val="30"/>
           <w:u w:val="single"/>
         </w:rPr>
-        <w:t>{受伤职工}</w:t>
+        <w:t>{{</w:t>
+      </w:r>
+      <w:r>
+        <w:rPr>
+          <w:rFonts w:hAnsi="宋体" w:cs="宋体"/>
+          <w:sz w:val="30"/>
+          <w:szCs w:val="30"/>
+          <w:u w:val="single"/>
+        </w:rPr>
+        <w:t>受伤职工</w:t>
+      </w:r>
+      <w:r>
+        <w:rPr>
+          <w:rFonts w:hAnsi="宋体" w:cs="宋体"/>
+          <w:sz w:val="30"/>
+          <w:szCs w:val="30"/>
+          <w:u w:val="single"/>
+        </w:rPr>
+        <w:t>}}</w:t>
       </w:r>
       <w:r>
         <w:rPr>
@@ -1338,7 +1837,25 @@
           <w:szCs w:val="30"/>
           <w:u w:val="single"/>
         </w:rPr>
-        <w:t>{受伤职工}</w:t>
+        <w:t>{{</w:t>
+      </w:r>
+      <w:r>
+        <w:rPr>
+          <w:rFonts w:hAnsi="宋体" w:cs="宋体"/>
+          <w:sz w:val="30"/>
+          <w:szCs w:val="30"/>
+          <w:u w:val="single"/>
+        </w:rPr>
+        <w:t>受伤职工</w:t>
+      </w:r>
+      <w:r>
+        <w:rPr>
+          <w:rFonts w:hAnsi="宋体" w:cs="宋体"/>
+          <w:sz w:val="30"/>
+          <w:szCs w:val="30"/>
+          <w:u w:val="single"/>
+        </w:rPr>
+        <w:t>}}</w:t>
       </w:r>
       <w:r>
         <w:rPr>
@@ -1398,7 +1915,25 @@
           <w:szCs w:val="30"/>
           <w:u w:val="single"/>
         </w:rPr>
-        <w:t>{受伤职工}</w:t>
+        <w:t>{{</w:t>
+      </w:r>
+      <w:r>
+        <w:rPr>
+          <w:rFonts w:hAnsi="宋体" w:cs="宋体" w:hint="eastAsia"/>
+          <w:sz w:val="30"/>
+          <w:szCs w:val="30"/>
+          <w:u w:val="single"/>
+        </w:rPr>
+        <w:t>受伤职工</w:t>
+      </w:r>
+      <w:r>
+        <w:rPr>
+          <w:rFonts w:hAnsi="宋体" w:cs="宋体" w:hint="eastAsia"/>
+          <w:sz w:val="30"/>
+          <w:szCs w:val="30"/>
+          <w:u w:val="single"/>
+        </w:rPr>
+        <w:t>}}</w:t>
       </w:r>
       <w:r>
         <w:rPr>
@@ -1458,7 +1993,25 @@
           <w:szCs w:val="30"/>
           <w:u w:val="single"/>
         </w:rPr>
-        <w:t>{受伤职工}</w:t>
+        <w:t>{{</w:t>
+      </w:r>
+      <w:r>
+        <w:rPr>
+          <w:rFonts w:hAnsi="宋体" w:cs="宋体" w:hint="eastAsia"/>
+          <w:sz w:val="30"/>
+          <w:szCs w:val="30"/>
+          <w:u w:val="single"/>
+        </w:rPr>
+        <w:t>受伤职工</w:t>
+      </w:r>
+      <w:r>
+        <w:rPr>
+          <w:rFonts w:hAnsi="宋体" w:cs="宋体" w:hint="eastAsia"/>
+          <w:sz w:val="30"/>
+          <w:szCs w:val="30"/>
+          <w:u w:val="single"/>
+        </w:rPr>
+        <w:t>}}</w:t>
       </w:r>
       <w:r>
         <w:rPr>
@@ -1518,7 +2071,25 @@
           <w:szCs w:val="30"/>
           <w:u w:val="single"/>
         </w:rPr>
-        <w:t>{受伤职工}</w:t>
+        <w:t>{{</w:t>
+      </w:r>
+      <w:r>
+        <w:rPr>
+          <w:rFonts w:hAnsi="宋体" w:cs="宋体" w:hint="eastAsia"/>
+          <w:sz w:val="30"/>
+          <w:szCs w:val="30"/>
+          <w:u w:val="single"/>
+        </w:rPr>
+        <w:t>受伤职工</w:t>
+      </w:r>
+      <w:r>
+        <w:rPr>
+          <w:rFonts w:hAnsi="宋体" w:cs="宋体" w:hint="eastAsia"/>
+          <w:sz w:val="30"/>
+          <w:szCs w:val="30"/>
+          <w:u w:val="single"/>
+        </w:rPr>
+        <w:t>}}</w:t>
       </w:r>
       <w:r>
         <w:rPr>
@@ -1557,7 +2128,25 @@
           <w:szCs w:val="30"/>
           <w:u w:val="single"/>
         </w:rPr>
-        <w:t>{受伤职工}</w:t>
+        <w:t>{{</w:t>
+      </w:r>
+      <w:r>
+        <w:rPr>
+          <w:rFonts w:hAnsi="宋体" w:cs="宋体" w:hint="eastAsia"/>
+          <w:sz w:val="30"/>
+          <w:szCs w:val="30"/>
+          <w:u w:val="single"/>
+        </w:rPr>
+        <w:t>受伤职工</w:t>
+      </w:r>
+      <w:r>
+        <w:rPr>
+          <w:rFonts w:hAnsi="宋体" w:cs="宋体" w:hint="eastAsia"/>
+          <w:sz w:val="30"/>
+          <w:szCs w:val="30"/>
+          <w:u w:val="single"/>
+        </w:rPr>
+        <w:t>}}</w:t>
       </w:r>
       <w:r>
         <w:rPr>
@@ -1596,7 +2185,25 @@
           <w:szCs w:val="30"/>
           <w:u w:val="single"/>
         </w:rPr>
-        <w:t>{受伤职工}</w:t>
+        <w:t>{{</w:t>
+      </w:r>
+      <w:r>
+        <w:rPr>
+          <w:rFonts w:hAnsi="宋体" w:cs="宋体" w:hint="eastAsia"/>
+          <w:sz w:val="30"/>
+          <w:szCs w:val="30"/>
+          <w:u w:val="single"/>
+        </w:rPr>
+        <w:t>受伤职工</w:t>
+      </w:r>
+      <w:r>
+        <w:rPr>
+          <w:rFonts w:hAnsi="宋体" w:cs="宋体" w:hint="eastAsia"/>
+          <w:sz w:val="30"/>
+          <w:szCs w:val="30"/>
+          <w:u w:val="single"/>
+        </w:rPr>
+        <w:t>}}</w:t>
       </w:r>
       <w:r>
         <w:rPr>
@@ -1614,7 +2221,25 @@
           <w:szCs w:val="30"/>
           <w:u w:val="single"/>
         </w:rPr>
-        <w:t>{受伤职工}</w:t>
+        <w:t>{{</w:t>
+      </w:r>
+      <w:r>
+        <w:rPr>
+          <w:rFonts w:hAnsi="宋体" w:cs="宋体" w:hint="eastAsia"/>
+          <w:sz w:val="30"/>
+          <w:szCs w:val="30"/>
+          <w:u w:val="single"/>
+        </w:rPr>
+        <w:t>受伤职工</w:t>
+      </w:r>
+      <w:r>
+        <w:rPr>
+          <w:rFonts w:hAnsi="宋体" w:cs="宋体" w:hint="eastAsia"/>
+          <w:sz w:val="30"/>
+          <w:szCs w:val="30"/>
+          <w:u w:val="single"/>
+        </w:rPr>
+        <w:t>}}</w:t>
       </w:r>
       <w:r>
         <w:rPr>
@@ -1666,20 +2291,8 @@
           <w:szCs w:val="30"/>
           <w:u w:val="single"/>
         </w:rPr>
-        <w:t>问：你应当如实回答我们的询问并协助调查，不得提供虚假证言，否则将承担法律责任，你清楚吗？</w:t>
-      </w:r>
-    </w:p>
-    <w:p>
-      <w:pPr>
-        <w:pStyle w:val="a3"/>
-        <w:spacing w:line="520" w:lineRule="exact"/>
-        <w:rPr>
-          <w:rFonts w:hAnsi="宋体" w:cs="宋体"/>
-          <w:sz w:val="30"/>
-          <w:szCs w:val="30"/>
-          <w:u w:val="single"/>
-        </w:rPr>
-      </w:pPr>
+        <w:t>问：你应当如实回答我们的询问并协助调查，不得提供虚假证言，否则将</w:t>
+      </w:r>
       <w:r>
         <w:rPr>
           <w:rFonts w:hAnsi="宋体" w:cs="宋体" w:hint="eastAsia"/>
@@ -1688,6 +2301,27 @@
           <w:u w:val="single"/>
         </w:rPr>
         <w:lastRenderedPageBreak/>
+        <w:t>承担法律责任，你清楚吗？</w:t>
+      </w:r>
+    </w:p>
+    <w:p>
+      <w:pPr>
+        <w:pStyle w:val="a3"/>
+        <w:spacing w:line="520" w:lineRule="exact"/>
+        <w:rPr>
+          <w:rFonts w:hAnsi="宋体" w:cs="宋体"/>
+          <w:sz w:val="30"/>
+          <w:szCs w:val="30"/>
+          <w:u w:val="single"/>
+        </w:rPr>
+      </w:pPr>
+      <w:r>
+        <w:rPr>
+          <w:rFonts w:hAnsi="宋体" w:cs="宋体" w:hint="eastAsia"/>
+          <w:sz w:val="30"/>
+          <w:szCs w:val="30"/>
+          <w:u w:val="single"/>
+        </w:rPr>
         <w:t>答：我知道的。</w:t>
       </w:r>
     </w:p>
@@ -1719,7 +2353,25 @@
           <w:szCs w:val="30"/>
           <w:u w:val="single"/>
         </w:rPr>
-        <w:t>{受伤职工}</w:t>
+        <w:t>{{</w:t>
+      </w:r>
+      <w:r>
+        <w:rPr>
+          <w:rFonts w:hAnsi="宋体" w:cs="宋体" w:hint="eastAsia"/>
+          <w:sz w:val="30"/>
+          <w:szCs w:val="30"/>
+          <w:u w:val="single"/>
+        </w:rPr>
+        <w:t>受伤职工</w:t>
+      </w:r>
+      <w:r>
+        <w:rPr>
+          <w:rFonts w:hAnsi="宋体" w:cs="宋体" w:hint="eastAsia"/>
+          <w:sz w:val="30"/>
+          <w:szCs w:val="30"/>
+          <w:u w:val="single"/>
+        </w:rPr>
+        <w:t>}}</w:t>
       </w:r>
       <w:r>
         <w:rPr>
@@ -1758,7 +2410,25 @@
           <w:szCs w:val="30"/>
           <w:u w:val="single"/>
         </w:rPr>
-        <w:t>{受伤职工}</w:t>
+        <w:t>{{</w:t>
+      </w:r>
+      <w:r>
+        <w:rPr>
+          <w:rFonts w:hAnsi="宋体" w:cs="宋体"/>
+          <w:sz w:val="30"/>
+          <w:szCs w:val="30"/>
+          <w:u w:val="single"/>
+        </w:rPr>
+        <w:t>受伤职工</w:t>
+      </w:r>
+      <w:r>
+        <w:rPr>
+          <w:rFonts w:hAnsi="宋体" w:cs="宋体"/>
+          <w:sz w:val="30"/>
+          <w:szCs w:val="30"/>
+          <w:u w:val="single"/>
+        </w:rPr>
+        <w:t>}}</w:t>
       </w:r>
       <w:r>
         <w:rPr>
